--- a/por/docx/07.content.docx
+++ b/por/docx/07.content.docx
@@ -19,7 +19,7 @@
         <w:rPr>
           <w:lang w:val="pt_PT" w:bidi="pt_PT"/>
         </w:rPr>
-        <w:t>Resource: Notas de Estudo - Introduções aos Livros (Tyndale)</w:t>
+        <w:t>Resource: Tyndale Open Study Notes</w:t>
       </w:r>
       <w:r>
         <w:rPr>
@@ -112,7 +112,7 @@
         <w:rPr>
           <w:lang w:val="pt_PT" w:bidi="pt_PT"/>
         </w:rPr>
-        <w:t>Notas de Estudo - Introduções aos Livros (Tyndale)</w:t>
+        <w:t>Tyndale Open Study Notes</w:t>
       </w:r>
     </w:p>
     <w:p>

--- a/por/docx/07.content.docx
+++ b/por/docx/07.content.docx
@@ -19,7 +19,7 @@
         <w:rPr>
           <w:lang w:val="pt_PT" w:bidi="pt_PT"/>
         </w:rPr>
-        <w:t>Resource: Tyndale Open Study Notes</w:t>
+        <w:t>Resource: Aquifer Open Study Notes (Book Intros)</w:t>
       </w:r>
       <w:r>
         <w:rPr>
@@ -112,7 +112,7 @@
         <w:rPr>
           <w:lang w:val="pt_PT" w:bidi="pt_PT"/>
         </w:rPr>
-        <w:t>Tyndale Open Study Notes</w:t>
+        <w:t>Aquifer Open Study Notes (Book Intros)</w:t>
       </w:r>
     </w:p>
     <w:p>

--- a/por/docx/07.content.docx
+++ b/por/docx/07.content.docx
@@ -312,126 +312,84 @@
         </w:rPr>
         <w:t>De acordo com Juízes, as deficiências de Israel tinham duas origens. Primeiro, os prólogos (</w:t>
       </w:r>
-      <w:hyperlink r:id="rId13">
-        <w:r>
-          <w:rPr>
-            <w:lang w:val="pt_PT" w:bidi="pt_PT"/>
-          </w:rPr>
-          <w:rPr>
-            <w:color w:val="0000EE"/>
-            <w:u w:val="single"/>
-          </w:rPr>
-          <w:t>1.1–2.5</w:t>
-        </w:r>
-      </w:hyperlink>
+      <w:r>
+        <w:rPr>
+          <w:lang w:val="pt_PT" w:bidi="pt_PT"/>
+        </w:rPr>
+        <w:t>1.1–2.5</w:t>
+      </w:r>
       <w:r>
         <w:rPr>
           <w:lang w:val="pt_PT" w:bidi="pt_PT"/>
         </w:rPr>
         <w:t xml:space="preserve"> e </w:t>
       </w:r>
-      <w:hyperlink r:id="rId14">
-        <w:r>
-          <w:rPr>
-            <w:lang w:val="pt_PT" w:bidi="pt_PT"/>
-          </w:rPr>
-          <w:rPr>
-            <w:color w:val="0000EE"/>
-            <w:u w:val="single"/>
-          </w:rPr>
-          <w:t>2.6–3.6</w:t>
-        </w:r>
-      </w:hyperlink>
+      <w:r>
+        <w:rPr>
+          <w:lang w:val="pt_PT" w:bidi="pt_PT"/>
+        </w:rPr>
+        <w:t>2.6–3.6</w:t>
+      </w:r>
       <w:r>
         <w:rPr>
           <w:lang w:val="pt_PT" w:bidi="pt_PT"/>
         </w:rPr>
         <w:t xml:space="preserve">) explicam que as tribos falharam em possuir seus territórios designados porque se renderam às normas de Canaã em vez de aderirem à aliança divina dada por Moisés. O segundo problema é destacado nos epílogos (caps. </w:t>
       </w:r>
-      <w:hyperlink r:id="rId15">
-        <w:r>
-          <w:rPr>
-            <w:lang w:val="pt_PT" w:bidi="pt_PT"/>
-          </w:rPr>
-          <w:rPr>
-            <w:color w:val="0000EE"/>
-            <w:u w:val="single"/>
-          </w:rPr>
-          <w:t>17–21</w:t>
-        </w:r>
-      </w:hyperlink>
+      <w:r>
+        <w:rPr>
+          <w:lang w:val="pt_PT" w:bidi="pt_PT"/>
+        </w:rPr>
+        <w:t>17–21</w:t>
+      </w:r>
       <w:r>
         <w:rPr>
           <w:lang w:val="pt_PT" w:bidi="pt_PT"/>
         </w:rPr>
         <w:t>) e é resumido na frase repetida “Naqueles dias Israel não tinha rei; todo o povo fazia o que parecia certo aos seus próprios olhos” (</w:t>
       </w:r>
-      <w:hyperlink r:id="rId16">
-        <w:r>
-          <w:rPr>
-            <w:lang w:val="pt_PT" w:bidi="pt_PT"/>
-          </w:rPr>
-          <w:rPr>
-            <w:color w:val="0000EE"/>
-            <w:u w:val="single"/>
-          </w:rPr>
-          <w:t>17.6</w:t>
-        </w:r>
-      </w:hyperlink>
+      <w:r>
+        <w:rPr>
+          <w:lang w:val="pt_PT" w:bidi="pt_PT"/>
+        </w:rPr>
+        <w:t>17.6</w:t>
+      </w:r>
       <w:r>
         <w:rPr>
           <w:lang w:val="pt_PT" w:bidi="pt_PT"/>
         </w:rPr>
         <w:t xml:space="preserve">; </w:t>
       </w:r>
-      <w:hyperlink r:id="rId17">
-        <w:r>
-          <w:rPr>
-            <w:lang w:val="pt_PT" w:bidi="pt_PT"/>
-          </w:rPr>
-          <w:rPr>
-            <w:color w:val="0000EE"/>
-            <w:u w:val="single"/>
-          </w:rPr>
-          <w:t>18.1</w:t>
-        </w:r>
-      </w:hyperlink>
+      <w:r>
+        <w:rPr>
+          <w:lang w:val="pt_PT" w:bidi="pt_PT"/>
+        </w:rPr>
+        <w:t>18.1</w:t>
+      </w:r>
       <w:r>
         <w:rPr>
           <w:lang w:val="pt_PT" w:bidi="pt_PT"/>
         </w:rPr>
         <w:t xml:space="preserve">; </w:t>
       </w:r>
-      <w:hyperlink r:id="rId18">
-        <w:r>
-          <w:rPr>
-            <w:lang w:val="pt_PT" w:bidi="pt_PT"/>
-          </w:rPr>
-          <w:rPr>
-            <w:color w:val="0000EE"/>
-            <w:u w:val="single"/>
-          </w:rPr>
-          <w:t>19.1</w:t>
-        </w:r>
-      </w:hyperlink>
+      <w:r>
+        <w:rPr>
+          <w:lang w:val="pt_PT" w:bidi="pt_PT"/>
+        </w:rPr>
+        <w:t>19.1</w:t>
+      </w:r>
       <w:r>
         <w:rPr>
           <w:lang w:val="pt_PT" w:bidi="pt_PT"/>
         </w:rPr>
         <w:t xml:space="preserve">; </w:t>
       </w:r>
-      <w:hyperlink r:id="rId19">
-        <w:r>
-          <w:rPr>
-            <w:lang w:val="pt_PT" w:bidi="pt_PT"/>
-          </w:rPr>
-          <w:rPr>
-            <w:color w:val="0000EE"/>
-            <w:u w:val="single"/>
-          </w:rPr>
-          <w:t>21.25</w:t>
-        </w:r>
-      </w:hyperlink>
+      <w:r>
+        <w:rPr>
+          <w:lang w:val="pt_PT" w:bidi="pt_PT"/>
+        </w:rPr>
+        <w:t>21.25</w:t>
+      </w:r>
       <w:r>
         <w:rPr>
           <w:lang w:val="pt_PT" w:bidi="pt_PT"/>
@@ -452,18 +410,12 @@
         </w:rPr>
         <w:t xml:space="preserve">O livro de Juízes não rejeita, no entanto, o princípio da liderança carismática incorporada nos juízes. A inspiração dos juízes veio por iniciativa de Deus e cumpriu o propósito de Deus em liderar e salvar Israel (veja </w:t>
       </w:r>
-      <w:hyperlink r:id="rId20">
-        <w:r>
-          <w:rPr>
-            <w:lang w:val="pt_PT" w:bidi="pt_PT"/>
-          </w:rPr>
-          <w:rPr>
-            <w:color w:val="0000EE"/>
-            <w:u w:val="single"/>
-          </w:rPr>
-          <w:t>2.16–19</w:t>
-        </w:r>
-      </w:hyperlink>
+      <w:r>
+        <w:rPr>
+          <w:lang w:val="pt_PT" w:bidi="pt_PT"/>
+        </w:rPr>
+        <w:t>2.16–19</w:t>
+      </w:r>
       <w:r>
         <w:rPr>
           <w:lang w:val="pt_PT" w:bidi="pt_PT"/>
@@ -495,54 +447,36 @@
         </w:rPr>
         <w:t xml:space="preserve">Juízes segue uma estrutura A-B-A, começando com dois prólogos. Cada um é introduzido pela morte de Josué — um evento crucial na vida nacional de Israel — retomando assim a narrativa de </w:t>
       </w:r>
-      <w:hyperlink r:id="rId21">
-        <w:r>
-          <w:rPr>
-            <w:lang w:val="pt_PT" w:bidi="pt_PT"/>
-          </w:rPr>
-          <w:rPr>
-            <w:color w:val="0000EE"/>
-            <w:u w:val="single"/>
-          </w:rPr>
-          <w:t>Js 24.28–31</w:t>
-        </w:r>
-      </w:hyperlink>
+      <w:r>
+        <w:rPr>
+          <w:lang w:val="pt_PT" w:bidi="pt_PT"/>
+        </w:rPr>
+        <w:t>Js 24.28–31</w:t>
+      </w:r>
       <w:r>
         <w:rPr>
           <w:lang w:val="pt_PT" w:bidi="pt_PT"/>
         </w:rPr>
         <w:t>. O primeiro prólogo (</w:t>
       </w:r>
-      <w:hyperlink r:id="rId13">
-        <w:r>
-          <w:rPr>
-            <w:lang w:val="pt_PT" w:bidi="pt_PT"/>
-          </w:rPr>
-          <w:rPr>
-            <w:color w:val="0000EE"/>
-            <w:u w:val="single"/>
-          </w:rPr>
-          <w:t>Jz 1.1–2.5</w:t>
-        </w:r>
-      </w:hyperlink>
+      <w:r>
+        <w:rPr>
+          <w:lang w:val="pt_PT" w:bidi="pt_PT"/>
+        </w:rPr>
+        <w:t>Jz 1.1–2.5</w:t>
+      </w:r>
       <w:r>
         <w:rPr>
           <w:lang w:val="pt_PT" w:bidi="pt_PT"/>
         </w:rPr>
         <w:t>) relembra as falhas das tribos individuais em cumprir o pacto de Deus. Ao se contentarem com a ocupação parcial da terra, demonstraram seu desrespeito pela promessa do Senhor e provocaram a retirada de sua proteção (</w:t>
       </w:r>
-      <w:hyperlink r:id="rId22">
-        <w:r>
-          <w:rPr>
-            <w:lang w:val="pt_PT" w:bidi="pt_PT"/>
-          </w:rPr>
-          <w:rPr>
-            <w:color w:val="0000EE"/>
-            <w:u w:val="single"/>
-          </w:rPr>
-          <w:t>2.1–3</w:t>
-        </w:r>
-      </w:hyperlink>
+      <w:r>
+        <w:rPr>
+          <w:lang w:val="pt_PT" w:bidi="pt_PT"/>
+        </w:rPr>
+        <w:t>2.1–3</w:t>
+      </w:r>
       <w:r>
         <w:rPr>
           <w:lang w:val="pt_PT" w:bidi="pt_PT"/>
@@ -563,72 +497,48 @@
         </w:rPr>
         <w:t>O segundo prólogo (</w:t>
       </w:r>
-      <w:hyperlink r:id="rId14">
-        <w:r>
-          <w:rPr>
-            <w:lang w:val="pt_PT" w:bidi="pt_PT"/>
-          </w:rPr>
-          <w:rPr>
-            <w:color w:val="0000EE"/>
-            <w:u w:val="single"/>
-          </w:rPr>
-          <w:t>2.6–3.6</w:t>
-        </w:r>
-      </w:hyperlink>
+      <w:r>
+        <w:rPr>
+          <w:lang w:val="pt_PT" w:bidi="pt_PT"/>
+        </w:rPr>
+        <w:t>2.6–3.6</w:t>
+      </w:r>
       <w:r>
         <w:rPr>
           <w:lang w:val="pt_PT" w:bidi="pt_PT"/>
         </w:rPr>
         <w:t>) passa das falhas das tribos para introduzir os indivíduos que o Senhor usou para manter viva a chama da conquista e assentamento em um tempo caótico. A história se move de Josué para os anciãos que sobreviveram a ele, mas que haviam experimentado o poder de Deus no deserto e na conquista, e finalmente para a terceira geração “que não reconheceu o Senhor nem se lembrou das grandes coisas que ele havia feito por Israel” (</w:t>
       </w:r>
-      <w:hyperlink r:id="rId23">
-        <w:r>
-          <w:rPr>
-            <w:lang w:val="pt_PT" w:bidi="pt_PT"/>
-          </w:rPr>
-          <w:rPr>
-            <w:color w:val="0000EE"/>
-            <w:u w:val="single"/>
-          </w:rPr>
-          <w:t>2.10</w:t>
-        </w:r>
-      </w:hyperlink>
+      <w:r>
+        <w:rPr>
+          <w:lang w:val="pt_PT" w:bidi="pt_PT"/>
+        </w:rPr>
+        <w:t>2.10</w:t>
+      </w:r>
       <w:r>
         <w:rPr>
           <w:lang w:val="pt_PT" w:bidi="pt_PT"/>
         </w:rPr>
         <w:t>). O relato então introduz a característica central do livro, os juízes que Deus levantou para resgatar Israel e chamá-los de volta à obediência à aliança (</w:t>
       </w:r>
-      <w:hyperlink r:id="rId24">
-        <w:r>
-          <w:rPr>
-            <w:lang w:val="pt_PT" w:bidi="pt_PT"/>
-          </w:rPr>
-          <w:rPr>
-            <w:color w:val="0000EE"/>
-            <w:u w:val="single"/>
-          </w:rPr>
-          <w:t>2.16</w:t>
-        </w:r>
-      </w:hyperlink>
+      <w:r>
+        <w:rPr>
+          <w:lang w:val="pt_PT" w:bidi="pt_PT"/>
+        </w:rPr>
+        <w:t>2.16</w:t>
+      </w:r>
       <w:r>
         <w:rPr>
           <w:lang w:val="pt_PT" w:bidi="pt_PT"/>
         </w:rPr>
         <w:t xml:space="preserve">), cuja evidência seria a ocupação fiel da Terra Prometida. </w:t>
       </w:r>
-      <w:hyperlink r:id="rId25">
-        <w:r>
-          <w:rPr>
-            <w:lang w:val="pt_PT" w:bidi="pt_PT"/>
-          </w:rPr>
-          <w:rPr>
-            <w:color w:val="0000EE"/>
-            <w:u w:val="single"/>
-          </w:rPr>
-          <w:t>Juizes 3.1–6</w:t>
-        </w:r>
-      </w:hyperlink>
+      <w:r>
+        <w:rPr>
+          <w:lang w:val="pt_PT" w:bidi="pt_PT"/>
+        </w:rPr>
+        <w:t>Juizes 3.1–6</w:t>
+      </w:r>
       <w:r>
         <w:rPr>
           <w:lang w:val="pt_PT" w:bidi="pt_PT"/>
@@ -649,36 +559,24 @@
         </w:rPr>
         <w:t>A seção central (</w:t>
       </w:r>
-      <w:hyperlink r:id="rId26">
-        <w:r>
-          <w:rPr>
-            <w:lang w:val="pt_PT" w:bidi="pt_PT"/>
-          </w:rPr>
-          <w:rPr>
-            <w:color w:val="0000EE"/>
-            <w:u w:val="single"/>
-          </w:rPr>
-          <w:t>3.7–16.31</w:t>
-        </w:r>
-      </w:hyperlink>
+      <w:r>
+        <w:rPr>
+          <w:lang w:val="pt_PT" w:bidi="pt_PT"/>
+        </w:rPr>
+        <w:t>3.7–16.31</w:t>
+      </w:r>
       <w:r>
         <w:rPr>
           <w:lang w:val="pt_PT" w:bidi="pt_PT"/>
         </w:rPr>
         <w:t xml:space="preserve">) contém uma série de “ciclos” — relatos mais longos dos seis principais juízes (Otniel, Eúde, Débora, Gideão, Jefté e Sansão) e relatos mais curtos dos seis juízes menores (Sangar, Tola, Jair, Ibsã, Elon e Abdon). Esta seção inclui a ascensão de um líder anti-carismático, Abimeleque (cap. </w:t>
       </w:r>
-      <w:hyperlink r:id="rId27">
-        <w:r>
-          <w:rPr>
-            <w:lang w:val="pt_PT" w:bidi="pt_PT"/>
-          </w:rPr>
-          <w:rPr>
-            <w:color w:val="0000EE"/>
-            <w:u w:val="single"/>
-          </w:rPr>
-          <w:t>9</w:t>
-        </w:r>
-      </w:hyperlink>
+      <w:r>
+        <w:rPr>
+          <w:lang w:val="pt_PT" w:bidi="pt_PT"/>
+        </w:rPr>
+        <w:t>9</w:t>
+      </w:r>
       <w:r>
         <w:rPr>
           <w:lang w:val="pt_PT" w:bidi="pt_PT"/>
@@ -711,108 +609,72 @@
         </w:rPr>
         <w:t xml:space="preserve">Juízes culmina em dois epílogos (caps. </w:t>
       </w:r>
-      <w:hyperlink r:id="rId28">
-        <w:r>
-          <w:rPr>
-            <w:lang w:val="pt_PT" w:bidi="pt_PT"/>
-          </w:rPr>
-          <w:rPr>
-            <w:color w:val="0000EE"/>
-            <w:u w:val="single"/>
-          </w:rPr>
-          <w:t>17–18</w:t>
-        </w:r>
-      </w:hyperlink>
+      <w:r>
+        <w:rPr>
+          <w:lang w:val="pt_PT" w:bidi="pt_PT"/>
+        </w:rPr>
+        <w:t>17–18</w:t>
+      </w:r>
       <w:r>
         <w:rPr>
           <w:lang w:val="pt_PT" w:bidi="pt_PT"/>
         </w:rPr>
         <w:t xml:space="preserve">; </w:t>
       </w:r>
-      <w:hyperlink r:id="rId29">
-        <w:r>
-          <w:rPr>
-            <w:lang w:val="pt_PT" w:bidi="pt_PT"/>
-          </w:rPr>
-          <w:rPr>
-            <w:color w:val="0000EE"/>
-            <w:u w:val="single"/>
-          </w:rPr>
-          <w:t>19–21</w:t>
-        </w:r>
-      </w:hyperlink>
+      <w:r>
+        <w:rPr>
+          <w:lang w:val="pt_PT" w:bidi="pt_PT"/>
+        </w:rPr>
+        <w:t>19–21</w:t>
+      </w:r>
       <w:r>
         <w:rPr>
           <w:lang w:val="pt_PT" w:bidi="pt_PT"/>
         </w:rPr>
         <w:t xml:space="preserve">) que destacam o fracasso histórico e teológico de Israel sob os juízes, e o consequente caos espiritual e social. Os epílogos são marcados pelo refrão resumido, “Naqueles dias Israel não tinha rei”, ao qual é acrescentado duas vezes, “todo o povo fazia o que parecia certo aos seus próprios olhos” (veja </w:t>
       </w:r>
-      <w:hyperlink r:id="rId16">
-        <w:r>
-          <w:rPr>
-            <w:lang w:val="pt_PT" w:bidi="pt_PT"/>
-          </w:rPr>
-          <w:rPr>
-            <w:color w:val="0000EE"/>
-            <w:u w:val="single"/>
-          </w:rPr>
-          <w:t>17.6</w:t>
-        </w:r>
-      </w:hyperlink>
+      <w:r>
+        <w:rPr>
+          <w:lang w:val="pt_PT" w:bidi="pt_PT"/>
+        </w:rPr>
+        <w:t>17.6</w:t>
+      </w:r>
       <w:r>
         <w:rPr>
           <w:lang w:val="pt_PT" w:bidi="pt_PT"/>
         </w:rPr>
         <w:t xml:space="preserve">; </w:t>
       </w:r>
-      <w:hyperlink r:id="rId17">
-        <w:r>
-          <w:rPr>
-            <w:lang w:val="pt_PT" w:bidi="pt_PT"/>
-          </w:rPr>
-          <w:rPr>
-            <w:color w:val="0000EE"/>
-            <w:u w:val="single"/>
-          </w:rPr>
-          <w:t>18.1</w:t>
-        </w:r>
-      </w:hyperlink>
+      <w:r>
+        <w:rPr>
+          <w:lang w:val="pt_PT" w:bidi="pt_PT"/>
+        </w:rPr>
+        <w:t>18.1</w:t>
+      </w:r>
       <w:r>
         <w:rPr>
           <w:lang w:val="pt_PT" w:bidi="pt_PT"/>
         </w:rPr>
         <w:t xml:space="preserve">; </w:t>
       </w:r>
-      <w:hyperlink r:id="rId18">
-        <w:r>
-          <w:rPr>
-            <w:lang w:val="pt_PT" w:bidi="pt_PT"/>
-          </w:rPr>
-          <w:rPr>
-            <w:color w:val="0000EE"/>
-            <w:u w:val="single"/>
-          </w:rPr>
-          <w:t>19.1</w:t>
-        </w:r>
-      </w:hyperlink>
+      <w:r>
+        <w:rPr>
+          <w:lang w:val="pt_PT" w:bidi="pt_PT"/>
+        </w:rPr>
+        <w:t>19.1</w:t>
+      </w:r>
       <w:r>
         <w:rPr>
           <w:lang w:val="pt_PT" w:bidi="pt_PT"/>
         </w:rPr>
         <w:t xml:space="preserve">; </w:t>
       </w:r>
-      <w:hyperlink r:id="rId19">
-        <w:r>
-          <w:rPr>
-            <w:lang w:val="pt_PT" w:bidi="pt_PT"/>
-          </w:rPr>
-          <w:rPr>
-            <w:color w:val="0000EE"/>
-            <w:u w:val="single"/>
-          </w:rPr>
-          <w:t>21.25</w:t>
-        </w:r>
-      </w:hyperlink>
+      <w:r>
+        <w:rPr>
+          <w:lang w:val="pt_PT" w:bidi="pt_PT"/>
+        </w:rPr>
+        <w:t>21.25</w:t>
+      </w:r>
       <w:r>
         <w:rPr>
           <w:lang w:val="pt_PT" w:bidi="pt_PT"/>
@@ -858,18 +720,12 @@
         </w:rPr>
         <w:t>Evidências do último capítulo desta história (</w:t>
       </w:r>
-      <w:hyperlink r:id="rId30">
-        <w:r>
-          <w:rPr>
-            <w:lang w:val="pt_PT" w:bidi="pt_PT"/>
-          </w:rPr>
-          <w:rPr>
-            <w:color w:val="0000EE"/>
-            <w:u w:val="single"/>
-          </w:rPr>
-          <w:t>2Rs 25.27–30</w:t>
-        </w:r>
-      </w:hyperlink>
+      <w:r>
+        <w:rPr>
+          <w:lang w:val="pt_PT" w:bidi="pt_PT"/>
+        </w:rPr>
+        <w:t>2Rs 25.27–30</w:t>
+      </w:r>
       <w:r>
         <w:rPr>
           <w:lang w:val="pt_PT" w:bidi="pt_PT"/>
@@ -901,36 +757,24 @@
         </w:rPr>
         <w:t xml:space="preserve">Uma questão de longa data tem sido como encaixar os relatos dos juízes na cronologia do período de Josué a Saul. Datá-los e ordená-los é notoriamente difícil; os resultados dependem em grande medida de se o Êxodo é visto como tendo ocorrido nos anos 1400 ou nos anos 1200 a.C. A cronologia mais longa (baseada em uma data anterior para o Êxodo) harmoniza bem com </w:t>
       </w:r>
-      <w:hyperlink r:id="rId31">
-        <w:r>
-          <w:rPr>
-            <w:lang w:val="pt_PT" w:bidi="pt_PT"/>
-          </w:rPr>
-          <w:rPr>
-            <w:color w:val="0000EE"/>
-            <w:u w:val="single"/>
-          </w:rPr>
-          <w:t>Jz 11.26</w:t>
-        </w:r>
-      </w:hyperlink>
+      <w:r>
+        <w:rPr>
+          <w:lang w:val="pt_PT" w:bidi="pt_PT"/>
+        </w:rPr>
+        <w:t>Jz 11.26</w:t>
+      </w:r>
       <w:r>
         <w:rPr>
           <w:lang w:val="pt_PT" w:bidi="pt_PT"/>
         </w:rPr>
         <w:t xml:space="preserve"> e </w:t>
       </w:r>
-      <w:hyperlink r:id="rId32">
-        <w:r>
-          <w:rPr>
-            <w:lang w:val="pt_PT" w:bidi="pt_PT"/>
-          </w:rPr>
-          <w:rPr>
-            <w:color w:val="0000EE"/>
-            <w:u w:val="single"/>
-          </w:rPr>
-          <w:t>1Rs 6.1</w:t>
-        </w:r>
-      </w:hyperlink>
+      <w:r>
+        <w:rPr>
+          <w:lang w:val="pt_PT" w:bidi="pt_PT"/>
+        </w:rPr>
+        <w:t>1Rs 6.1</w:t>
+      </w:r>
       <w:r>
         <w:rPr>
           <w:lang w:val="pt_PT" w:bidi="pt_PT"/>
@@ -991,18 +835,12 @@
         </w:rPr>
         <w:t xml:space="preserve">Uma solução para essa dificuldade é perceber que os juízes nem sempre trabalhavam de forma sequencial, mas às vezes se sobrepunham. Por exemplo, </w:t>
       </w:r>
-      <w:hyperlink r:id="rId33">
-        <w:r>
-          <w:rPr>
-            <w:lang w:val="pt_PT" w:bidi="pt_PT"/>
-          </w:rPr>
-          <w:rPr>
-            <w:color w:val="0000EE"/>
-            <w:u w:val="single"/>
-          </w:rPr>
-          <w:t>Jz 10.7</w:t>
-        </w:r>
-      </w:hyperlink>
+      <w:r>
+        <w:rPr>
+          <w:lang w:val="pt_PT" w:bidi="pt_PT"/>
+        </w:rPr>
+        <w:t>Jz 10.7</w:t>
+      </w:r>
       <w:r>
         <w:rPr>
           <w:lang w:val="pt_PT" w:bidi="pt_PT"/>
@@ -1023,54 +861,36 @@
         </w:rPr>
         <w:t>Em certos casos, o texto indica uma sequência entre os juízes. Por exemplo, Sangar julgou “após Eúde” (</w:t>
       </w:r>
-      <w:hyperlink r:id="rId34">
-        <w:r>
-          <w:rPr>
-            <w:lang w:val="pt_PT" w:bidi="pt_PT"/>
-          </w:rPr>
-          <w:rPr>
-            <w:color w:val="0000EE"/>
-            <w:u w:val="single"/>
-          </w:rPr>
-          <w:t>3.31</w:t>
-        </w:r>
-      </w:hyperlink>
+      <w:r>
+        <w:rPr>
+          <w:lang w:val="pt_PT" w:bidi="pt_PT"/>
+        </w:rPr>
+        <w:t>3.31</w:t>
+      </w:r>
       <w:r>
         <w:rPr>
           <w:lang w:val="pt_PT" w:bidi="pt_PT"/>
         </w:rPr>
         <w:t>) e Débora “após a morte de Eúde” (</w:t>
       </w:r>
-      <w:hyperlink r:id="rId35">
-        <w:r>
-          <w:rPr>
-            <w:lang w:val="pt_PT" w:bidi="pt_PT"/>
-          </w:rPr>
-          <w:rPr>
-            <w:color w:val="0000EE"/>
-            <w:u w:val="single"/>
-          </w:rPr>
-          <w:t>4.1</w:t>
-        </w:r>
-      </w:hyperlink>
+      <w:r>
+        <w:rPr>
+          <w:lang w:val="pt_PT" w:bidi="pt_PT"/>
+        </w:rPr>
+        <w:t>4.1</w:t>
+      </w:r>
       <w:r>
         <w:rPr>
           <w:lang w:val="pt_PT" w:bidi="pt_PT"/>
         </w:rPr>
         <w:t xml:space="preserve">; veja também </w:t>
       </w:r>
-      <w:hyperlink r:id="rId36">
-        <w:r>
-          <w:rPr>
-            <w:lang w:val="pt_PT" w:bidi="pt_PT"/>
-          </w:rPr>
-          <w:rPr>
-            <w:color w:val="0000EE"/>
-            <w:u w:val="single"/>
-          </w:rPr>
-          <w:t>5.6</w:t>
-        </w:r>
-      </w:hyperlink>
+      <w:r>
+        <w:rPr>
+          <w:lang w:val="pt_PT" w:bidi="pt_PT"/>
+        </w:rPr>
+        <w:t>5.6</w:t>
+      </w:r>
       <w:r>
         <w:rPr>
           <w:lang w:val="pt_PT" w:bidi="pt_PT"/>
@@ -1172,18 +992,12 @@
         </w:rPr>
         <w:t>Mesmo na transição para a realeza em 1 e 2 Samuel, há ambivalência em relação à nova forma de liderança oficial. A realeza começou com Saul, um juiz-rei carismático em quem as fraquezas de ambos os sistemas se combinaram para provocar sua queda. A liderança carismática é então afirmada e renovada na vida de Davi, um grande herói-rei. Davi era tão distintamente um rei carismático que inicialmente é difícil distingui-lo de um juiz bem-sucedido. O que responde ao clamor lamentoso de Juízes não é a rejeição dos líderes carismáticos, mas a adição da aliança de Deus com seu rei escolhido, Davi (</w:t>
       </w:r>
-      <w:hyperlink r:id="rId37">
-        <w:r>
-          <w:rPr>
-            <w:lang w:val="pt_PT" w:bidi="pt_PT"/>
-          </w:rPr>
-          <w:rPr>
-            <w:color w:val="0000EE"/>
-            <w:u w:val="single"/>
-          </w:rPr>
-          <w:t>2Sm 7.1–29</w:t>
-        </w:r>
-      </w:hyperlink>
+      <w:r>
+        <w:rPr>
+          <w:lang w:val="pt_PT" w:bidi="pt_PT"/>
+        </w:rPr>
+        <w:t>2Sm 7.1–29</w:t>
+      </w:r>
       <w:r>
         <w:rPr>
           <w:lang w:val="pt_PT" w:bidi="pt_PT"/>
